--- a/docs/Ver1.1.10.6/データ集約_整形DSL_コマンドリファレンス_V11106A.docx
+++ b/docs/Ver1.1.10.6/データ集約_整形DSL_コマンドリファレンス_V11106A.docx
@@ -222,63 +222,6 @@
           </w:p>
         </w:tc>
       </w:tr>
-      <w:tr>
-        <w:trPr>
-          <w:jc w:val="center"/>
-        </w:trPr>
-        <w:tc>
-          <w:tcPr>
-            <w:tcW w:w="2268" w:type="dxa"/>
-            <w:tcBorders>
-              <w:top w:val="single" w:sz="4" w:space="0" w:color="B0B8C1"/>
-              <w:left w:val="single" w:sz="4" w:space="0" w:color="B0B8C1"/>
-              <w:bottom w:val="single" w:sz="4" w:space="0" w:color="B0B8C1"/>
-              <w:right w:val="single" w:sz="4" w:space="0" w:color="B0B8C1"/>
-            </w:tcBorders>
-            <w:shd w:val="clear" w:color="auto" w:fill="E8EEF4"/>
-          </w:tcPr>
-          <w:p>
-            <w:pPr>
-              <w:spacing w:after="40"/>
-            </w:pPr>
-            <w:proofErr w:type="spellStart"/>
-            <w:r>
-              <w:rPr>
-                <w:b/>
-                <w:sz w:val="20"/>
-              </w:rPr>
-              <w:t>画像</w:t>
-            </w:r>
-            <w:proofErr w:type="spellEnd"/>
-          </w:p>
-        </w:tc>
-        <w:tc>
-          <w:tcPr>
-            <w:tcW w:w="7370" w:type="dxa"/>
-            <w:tcBorders>
-              <w:top w:val="single" w:sz="4" w:space="0" w:color="B0B8C1"/>
-              <w:left w:val="single" w:sz="4" w:space="0" w:color="B0B8C1"/>
-              <w:bottom w:val="single" w:sz="4" w:space="0" w:color="B0B8C1"/>
-              <w:right w:val="single" w:sz="4" w:space="0" w:color="B0B8C1"/>
-            </w:tcBorders>
-          </w:tcPr>
-          <w:p>
-            <w:pPr>
-              <w:spacing w:after="40"/>
-              <w:rPr>
-                <w:lang w:eastAsia="ja-JP"/>
-              </w:rPr>
-            </w:pPr>
-            <w:r>
-              <w:rPr>
-                <w:sz w:val="20"/>
-                <w:lang w:eastAsia="ja-JP"/>
-              </w:rPr>
-              <w:t>本文の【画像挿入】枠に、実画面のスクリーンショットを貼り付ける。</w:t>
-            </w:r>
-          </w:p>
-        </w:tc>
-      </w:tr>
     </w:tbl>
     <w:p>
       <w:pPr>
@@ -289,7 +232,7 @@
       </w:pPr>
       <w:r>
         <w:rPr>
-          <w:rFonts w:ascii="游ゴシック" w:eastAsia="游ゴシック" w:hAnsi="游ゴシック"/>
+          <w:rFonts w:ascii="Yu Gothic" w:eastAsia="Yu Gothic" w:hAnsi="Yu Gothic"/>
           <w:color w:val="1F3A5F"/>
           <w:sz w:val="32"/>
           <w:lang w:eastAsia="ja-JP"/>
@@ -320,7 +263,7 @@
       </w:pPr>
       <w:r>
         <w:rPr>
-          <w:rFonts w:ascii="游ゴシック" w:eastAsia="游ゴシック" w:hAnsi="游ゴシック"/>
+          <w:rFonts w:ascii="Yu Gothic" w:eastAsia="Yu Gothic" w:hAnsi="Yu Gothic"/>
           <w:color w:val="1F3A5F"/>
           <w:sz w:val="32"/>
           <w:lang w:eastAsia="ja-JP"/>
@@ -427,7 +370,7 @@
                 </mc:Choice>
                 <mc:Fallback>
                   <w:pict>
-                    <v:group w14:anchorId="7247E975" id="キャンバス 1" o:spid="_x0000_s1026" editas="canvas" style="width:6in;height:85.5pt;mso-position-horizontal-relative:char;mso-position-vertical-relative:line" coordsize="54864,10858" o:gfxdata="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">
+                    <v:group w14:anchorId="037F8C02" id="キャンバス 1" o:spid="_x0000_s1026" editas="canvas" style="width:6in;height:85.5pt;mso-position-horizontal-relative:char;mso-position-vertical-relative:line" coordsize="54864,10858" o:gfxdata="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">
                       <v:shapetype id="_x0000_t75" coordsize="21600,21600" o:spt="75" o:preferrelative="t" path="m@4@5l@4@11@9@11@9@5xe" filled="f" stroked="f">
                         <v:stroke joinstyle="miter"/>
                         <v:formulas>
@@ -511,7 +454,7 @@
       </w:pPr>
       <w:r>
         <w:rPr>
-          <w:rFonts w:ascii="游ゴシック" w:eastAsia="游ゴシック" w:hAnsi="游ゴシック"/>
+          <w:rFonts w:ascii="Yu Gothic" w:eastAsia="Yu Gothic" w:hAnsi="Yu Gothic"/>
           <w:color w:val="1F3A5F"/>
           <w:sz w:val="32"/>
         </w:rPr>
@@ -520,7 +463,7 @@
       <w:proofErr w:type="spellStart"/>
       <w:r>
         <w:rPr>
-          <w:rFonts w:ascii="游ゴシック" w:eastAsia="游ゴシック" w:hAnsi="游ゴシック"/>
+          <w:rFonts w:ascii="Yu Gothic" w:eastAsia="Yu Gothic" w:hAnsi="Yu Gothic"/>
           <w:color w:val="1F3A5F"/>
           <w:sz w:val="32"/>
         </w:rPr>
@@ -726,7 +669,6 @@
       <w:pPr>
         <w:spacing w:after="200" w:line="276" w:lineRule="auto"/>
         <w:rPr>
-          <w:rFonts w:hint="eastAsia"/>
           <w:lang w:eastAsia="ja-JP"/>
         </w:rPr>
       </w:pPr>
@@ -743,7 +685,7 @@
       </w:pPr>
       <w:r>
         <w:rPr>
-          <w:rFonts w:ascii="游ゴシック" w:eastAsia="游ゴシック" w:hAnsi="游ゴシック"/>
+          <w:rFonts w:ascii="Yu Gothic" w:eastAsia="Yu Gothic" w:hAnsi="Yu Gothic"/>
           <w:color w:val="1F3A5F"/>
           <w:sz w:val="32"/>
         </w:rPr>
@@ -753,7 +695,7 @@
       <w:proofErr w:type="spellStart"/>
       <w:r>
         <w:rPr>
-          <w:rFonts w:ascii="游ゴシック" w:eastAsia="游ゴシック" w:hAnsi="游ゴシック"/>
+          <w:rFonts w:ascii="Yu Gothic" w:eastAsia="Yu Gothic" w:hAnsi="Yu Gothic"/>
           <w:color w:val="1F3A5F"/>
           <w:sz w:val="32"/>
         </w:rPr>
@@ -2333,28 +2275,28 @@
         <w:rPr>
           <w:color w:val="444444"/>
         </w:rPr>
-        <w:t>は、数の代わりに次の式も使える</w:t>
-      </w:r>
-      <w:proofErr w:type="spellEnd"/>
-      <w:r>
-        <w:rPr>
-          <w:color w:val="444444"/>
-        </w:rPr>
-        <w:t>。</w:t>
+        <w:t>は、数の代わりに次の式も使える。</w:t>
       </w:r>
       <w:r>
         <w:rPr>
           <w:color w:val="444444"/>
           <w:lang w:eastAsia="ja-JP"/>
         </w:rPr>
-        <w:t>split と pad は数字だけである。</w:t>
+        <w:t>split</w:t>
+      </w:r>
+      <w:proofErr w:type="spellEnd"/>
+      <w:r>
+        <w:rPr>
+          <w:color w:val="444444"/>
+          <w:lang w:eastAsia="ja-JP"/>
+        </w:rPr>
+        <w:t xml:space="preserve"> と pad は数字だけである。</w:t>
       </w:r>
     </w:p>
     <w:p>
       <w:pPr>
         <w:spacing w:after="200" w:line="276" w:lineRule="auto"/>
         <w:rPr>
-          <w:rFonts w:hint="eastAsia"/>
           <w:color w:val="444444"/>
           <w:lang w:eastAsia="ja-JP"/>
         </w:rPr>
@@ -2373,7 +2315,7 @@
       </w:pPr>
       <w:r>
         <w:rPr>
-          <w:rFonts w:ascii="游ゴシック" w:eastAsia="游ゴシック" w:hAnsi="游ゴシック"/>
+          <w:rFonts w:ascii="Yu Gothic" w:eastAsia="Yu Gothic" w:hAnsi="Yu Gothic"/>
           <w:color w:val="1F3A5F"/>
           <w:sz w:val="32"/>
         </w:rPr>
@@ -2383,7 +2325,7 @@
       <w:proofErr w:type="spellStart"/>
       <w:r>
         <w:rPr>
-          <w:rFonts w:ascii="游ゴシック" w:eastAsia="游ゴシック" w:hAnsi="游ゴシック"/>
+          <w:rFonts w:ascii="Yu Gothic" w:eastAsia="Yu Gothic" w:hAnsi="Yu Gothic"/>
           <w:color w:val="1F3A5F"/>
           <w:sz w:val="32"/>
         </w:rPr>
@@ -2392,7 +2334,7 @@
       <w:proofErr w:type="spellEnd"/>
       <w:r>
         <w:rPr>
-          <w:rFonts w:ascii="游ゴシック" w:eastAsia="游ゴシック" w:hAnsi="游ゴシック"/>
+          <w:rFonts w:ascii="Yu Gothic" w:eastAsia="Yu Gothic" w:hAnsi="Yu Gothic"/>
           <w:color w:val="1F3A5F"/>
           <w:sz w:val="32"/>
         </w:rPr>
@@ -2401,7 +2343,7 @@
       <w:proofErr w:type="spellStart"/>
       <w:r>
         <w:rPr>
-          <w:rFonts w:ascii="游ゴシック" w:eastAsia="游ゴシック" w:hAnsi="游ゴシック"/>
+          <w:rFonts w:ascii="Yu Gothic" w:eastAsia="Yu Gothic" w:hAnsi="Yu Gothic"/>
           <w:color w:val="1F3A5F"/>
           <w:sz w:val="32"/>
         </w:rPr>
@@ -2410,7 +2352,7 @@
       <w:proofErr w:type="spellEnd"/>
       <w:r>
         <w:rPr>
-          <w:rFonts w:ascii="游ゴシック" w:eastAsia="游ゴシック" w:hAnsi="游ゴシック"/>
+          <w:rFonts w:ascii="Yu Gothic" w:eastAsia="Yu Gothic" w:hAnsi="Yu Gothic"/>
           <w:color w:val="1F3A5F"/>
           <w:sz w:val="32"/>
         </w:rPr>
@@ -3437,7 +3379,7 @@
                                     <w:pPr>
                                       <w:spacing w:line="240" w:lineRule="exact"/>
                                       <w:rPr>
-                                        <w:rFonts w:cs="Times New Roman" w:hint="eastAsia"/>
+                                        <w:rFonts w:cs="Times New Roman"/>
                                         <w:b/>
                                         <w:bCs/>
                                         <w:color w:val="002060"/>
@@ -3633,20 +3575,7 @@
                                         <w:u w:val="single"/>
                                         <w:lang w:eastAsia="ja-JP"/>
                                       </w:rPr>
-                                      <w:t xml:space="preserve">例：AB11 </w:t>
-                                    </w:r>
-                                    <w:r>
-                                      <w:rPr>
-                                        <w:rFonts w:cs="Times New Roman" w:hint="eastAsia"/>
-                                        <w:b/>
-                                        <w:bCs/>
-                                        <w:color w:val="002060"/>
-                                        <w:sz w:val="18"/>
-                                        <w:szCs w:val="18"/>
-                                        <w:u w:val="single"/>
-                                        <w:lang w:eastAsia="ja-JP"/>
-                                      </w:rPr>
-                                      <w:t>を取得</w:t>
+                                      <w:t>例：AB11 を取得</w:t>
                                     </w:r>
                                   </w:p>
                                 </w:txbxContent>
@@ -3694,7 +3623,7 @@
                               <w:pPr>
                                 <w:spacing w:line="240" w:lineRule="exact"/>
                                 <w:rPr>
-                                  <w:rFonts w:cs="Times New Roman" w:hint="eastAsia"/>
+                                  <w:rFonts w:cs="Times New Roman"/>
                                   <w:b/>
                                   <w:bCs/>
                                   <w:color w:val="002060"/>
@@ -3827,20 +3756,7 @@
                                   <w:u w:val="single"/>
                                   <w:lang w:eastAsia="ja-JP"/>
                                 </w:rPr>
-                                <w:t xml:space="preserve">例：AB11 </w:t>
-                              </w:r>
-                              <w:r>
-                                <w:rPr>
-                                  <w:rFonts w:cs="Times New Roman" w:hint="eastAsia"/>
-                                  <w:b/>
-                                  <w:bCs/>
-                                  <w:color w:val="002060"/>
-                                  <w:sz w:val="18"/>
-                                  <w:szCs w:val="18"/>
-                                  <w:u w:val="single"/>
-                                  <w:lang w:eastAsia="ja-JP"/>
-                                </w:rPr>
-                                <w:t>を取得</w:t>
+                                <w:t>例：AB11 を取得</w:t>
                               </w:r>
                             </w:p>
                           </w:txbxContent>
@@ -3923,7 +3839,7 @@
       </w:pPr>
       <w:r>
         <w:rPr>
-          <w:rFonts w:ascii="游ゴシック" w:eastAsia="游ゴシック" w:hAnsi="游ゴシック"/>
+          <w:rFonts w:ascii="Yu Gothic" w:eastAsia="Yu Gothic" w:hAnsi="Yu Gothic"/>
           <w:color w:val="1F3A5F"/>
           <w:sz w:val="32"/>
         </w:rPr>
@@ -3933,7 +3849,7 @@
       <w:proofErr w:type="spellStart"/>
       <w:r>
         <w:rPr>
-          <w:rFonts w:ascii="游ゴシック" w:eastAsia="游ゴシック" w:hAnsi="游ゴシック"/>
+          <w:rFonts w:ascii="Yu Gothic" w:eastAsia="Yu Gothic" w:hAnsi="Yu Gothic"/>
           <w:color w:val="1F3A5F"/>
           <w:sz w:val="32"/>
         </w:rPr>
@@ -4348,7 +4264,7 @@
       </w:pPr>
       <w:r>
         <w:rPr>
-          <w:rFonts w:ascii="游ゴシック" w:eastAsia="游ゴシック" w:hAnsi="游ゴシック"/>
+          <w:rFonts w:ascii="Yu Gothic" w:eastAsia="Yu Gothic" w:hAnsi="Yu Gothic"/>
           <w:color w:val="1F3A5F"/>
           <w:sz w:val="32"/>
         </w:rPr>
@@ -5073,7 +4989,7 @@
                 </mc:Choice>
                 <mc:Fallback>
                   <w:pict>
-                    <v:group w14:anchorId="6EB19D08" id="キャンバス 4" o:spid="_x0000_s1026" editas="canvas" style="width:6in;height:320.25pt;mso-position-horizontal-relative:char;mso-position-vertical-relative:line" coordsize="54864,40665" o:gfxdata="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">
+                    <v:group w14:anchorId="604B7A97" id="キャンバス 4" o:spid="_x0000_s1026" editas="canvas" style="width:6in;height:320.25pt;mso-position-horizontal-relative:char;mso-position-vertical-relative:line" coordsize="54864,40665" o:gfxdata="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">
                       <v:shape id="_x0000_s1027" type="#_x0000_t75" style="position:absolute;width:54864;height:40665;visibility:visible;mso-wrap-style:square">
                         <v:fill o:detectmouseclick="t"/>
                         <v:path o:connecttype="none"/>
@@ -5152,7 +5068,7 @@
       </w:pPr>
       <w:r>
         <w:rPr>
-          <w:rFonts w:ascii="游ゴシック" w:eastAsia="游ゴシック" w:hAnsi="游ゴシック"/>
+          <w:rFonts w:ascii="Yu Gothic" w:eastAsia="Yu Gothic" w:hAnsi="Yu Gothic"/>
           <w:color w:val="1F3A5F"/>
           <w:sz w:val="32"/>
         </w:rPr>
@@ -5162,7 +5078,7 @@
       <w:proofErr w:type="spellStart"/>
       <w:r>
         <w:rPr>
-          <w:rFonts w:ascii="游ゴシック" w:eastAsia="游ゴシック" w:hAnsi="游ゴシック"/>
+          <w:rFonts w:ascii="Yu Gothic" w:eastAsia="Yu Gothic" w:hAnsi="Yu Gothic"/>
           <w:color w:val="1F3A5F"/>
           <w:sz w:val="32"/>
         </w:rPr>
@@ -5426,7 +5342,7 @@
       </w:pPr>
       <w:r>
         <w:rPr>
-          <w:rFonts w:ascii="游ゴシック" w:eastAsia="游ゴシック" w:hAnsi="游ゴシック"/>
+          <w:rFonts w:ascii="Yu Gothic" w:eastAsia="Yu Gothic" w:hAnsi="Yu Gothic"/>
           <w:color w:val="1F3A5F"/>
           <w:sz w:val="32"/>
           <w:lang w:eastAsia="ja-JP"/>
@@ -5533,7 +5449,7 @@
                 </mc:Choice>
                 <mc:Fallback>
                   <w:pict>
-                    <v:group w14:anchorId="43D57880" id="キャンバス 5" o:spid="_x0000_s1026" editas="canvas" style="width:6in;height:252pt;mso-position-horizontal-relative:char;mso-position-vertical-relative:line" coordsize="54864,32004" o:gfxdata="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">
+                    <v:group w14:anchorId="53CF944A" id="キャンバス 5" o:spid="_x0000_s1026" editas="canvas" style="width:6in;height:252pt;mso-position-horizontal-relative:char;mso-position-vertical-relative:line" coordsize="54864,32004" o:gfxdata="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">
                       <v:shape id="_x0000_s1027" type="#_x0000_t75" style="position:absolute;width:54864;height:32004;visibility:visible;mso-wrap-style:square">
                         <v:fill o:detectmouseclick="t"/>
                         <v:path o:connecttype="none"/>
@@ -6337,7 +6253,7 @@
                                       <w:pPr>
                                         <w:spacing w:line="240" w:lineRule="exact"/>
                                         <w:rPr>
-                                          <w:rFonts w:cs="Times New Roman" w:hint="eastAsia"/>
+                                          <w:rFonts w:cs="Times New Roman"/>
                                           <w:b/>
                                           <w:bCs/>
                                           <w:color w:val="002060"/>
@@ -6471,7 +6387,7 @@
                                 <w:pPr>
                                   <w:spacing w:line="240" w:lineRule="exact"/>
                                   <w:rPr>
-                                    <w:rFonts w:cs="Times New Roman" w:hint="eastAsia"/>
+                                    <w:rFonts w:cs="Times New Roman"/>
                                     <w:b/>
                                     <w:bCs/>
                                     <w:color w:val="002060"/>
@@ -6558,7 +6474,6 @@
             <w:pPr>
               <w:jc w:val="center"/>
               <w:rPr>
-                <w:rFonts w:hint="eastAsia"/>
                 <w:lang w:eastAsia="ja-JP"/>
               </w:rPr>
             </w:pPr>
@@ -6587,7 +6502,6 @@
       <w:pPr>
         <w:spacing w:after="0"/>
         <w:rPr>
-          <w:rFonts w:hint="eastAsia"/>
           <w:lang w:eastAsia="ja-JP"/>
         </w:rPr>
       </w:pPr>
@@ -6691,7 +6605,7 @@
                                     <w:pPr>
                                       <w:spacing w:line="240" w:lineRule="exact"/>
                                       <w:rPr>
-                                        <w:rFonts w:cs="Times New Roman" w:hint="eastAsia"/>
+                                        <w:rFonts w:cs="Times New Roman"/>
                                         <w:b/>
                                         <w:bCs/>
                                         <w:color w:val="002060"/>
@@ -6746,7 +6660,7 @@
                               <w:pPr>
                                 <w:spacing w:line="240" w:lineRule="exact"/>
                                 <w:rPr>
-                                  <w:rFonts w:cs="Times New Roman" w:hint="eastAsia"/>
+                                  <w:rFonts w:cs="Times New Roman"/>
                                   <w:b/>
                                   <w:bCs/>
                                   <w:color w:val="002060"/>
@@ -7604,7 +7518,7 @@
       <w:spacing w:after="120" w:line="240" w:lineRule="auto"/>
     </w:pPr>
     <w:rPr>
-      <w:rFonts w:ascii="游ゴシック" w:eastAsia="游ゴシック" w:hAnsi="游ゴシック"/>
+      <w:rFonts w:ascii="Yu Gothic" w:eastAsia="Yu Gothic" w:hAnsi="Yu Gothic"/>
       <w:sz w:val="21"/>
     </w:rPr>
   </w:style>
